--- a/FT-DVRMS_Project2_Design_v3.3.docx
+++ b/FT-DVRMS_Project2_Design_v3.3.docx
@@ -1227,7 +1227,7 @@
                 <w:sz w:val="20"/>
                 <w:szCs w:val="20"/>
               </w:rPr>
-              <w:t>4 replicas, each a different implementation, on different hosts</w:t>
+              <w:t>4 replicas, each a different implementation, on different ports (localhost)</w:t>
             </w:r>
           </w:p>
         </w:tc>
@@ -2547,7 +2547,7 @@
                 <w:sz w:val="20"/>
                 <w:szCs w:val="20"/>
               </w:rPr>
-              <w:t>Deployed on LAN with replicas on different hosts</w:t>
+              <w:t>Deployed on a single machine (localhost) with replicas on different ports</w:t>
             </w:r>
           </w:p>
         </w:tc>
@@ -9729,7 +9729,7 @@
         <w:rPr>
           <w:rFonts w:eastAsia="Arial"/>
         </w:rPr>
-        <w:t>Deployment is a LAN with no long-lived partition and eventually timely communication. Timeout-based suspicion can be false under transient delay/loss (lecture: consistent failure detection is impossible in fully asynchronous lossy settings). Therefore, replacement is executed only after RM majority consensus (&gt;50% RM votes). This keeps failure handling safe under uncertain timing while still supporting practical detection.</w:t>
+        <w:t>Deployment is a single machine (localhost) with port-separated processes; no network partitions possible and communication is timely via loopback. Timeout-based suspicion can still be false under transient OS-level delay. Therefore, replacement is executed only after RM majority consensus (&gt;50% RM votes). This keeps failure handling safe while still supporting practical detection.</w:t>
       </w:r>
     </w:p>
     <w:p>
@@ -16166,7 +16166,7 @@
           <w:iCs/>
           <w:color w:val="000000"/>
         </w:rPr>
-        <w:t>D7: LAN Deployment Diagram</w:t>
+        <w:t>D7: Localhost Deployment Diagram</w:t>
       </w:r>
     </w:p>
     <w:p>
@@ -16188,7 +16188,7 @@
           <w:rFonts w:eastAsia="Arial"/>
           <w:color w:val="000000"/>
         </w:rPr>
-        <w:t>For the demo, each replica runs on a different lab workstation on the same LAN. The FE and Sequencer run on separate machines. Each component reads host/port configuration from command-line arguments or a shared properties file. All replicas are launched by their respective RMs, which handle startup, monitoring, and recovery.</w:t>
+        <w:t>For the demo, all components run on a single machine (localhost) with distinct ports providing process-level isolation. Each component reads its port from PortConfig.java, a centralized shared configuration class. All replicas are launched by their respective RMs, which handle startup, monitoring, and recovery.</w:t>
       </w:r>
     </w:p>
     <w:p>
@@ -16197,7 +16197,7 @@
         <w:jc w:val="both"/>
       </w:pPr>
       <w:r>
-        <w:t>7.1 LAN Host Mapping</w:t>
+        <w:t>7.1 Localhost Port Mapping</w:t>
       </w:r>
     </w:p>
     <w:tbl>
@@ -16290,7 +16290,7 @@
                 <w:sz w:val="20"/>
                 <w:szCs w:val="20"/>
               </w:rPr>
-              <w:t>Hostname</w:t>
+              <w:t>Host</w:t>
             </w:r>
           </w:p>
         </w:tc>
@@ -16325,7 +16325,7 @@
                 <w:sz w:val="20"/>
                 <w:szCs w:val="20"/>
               </w:rPr>
-              <w:t>IP</w:t>
+              <w:t>Port Config</w:t>
             </w:r>
           </w:p>
         </w:tc>
@@ -16427,7 +16427,7 @@
                 <w:sz w:val="20"/>
                 <w:szCs w:val="20"/>
               </w:rPr>
-              <w:t>dvrms-fe</w:t>
+              <w:t>localhost</w:t>
             </w:r>
             <w:proofErr w:type="spellEnd"/>
           </w:p>
@@ -16460,7 +16460,7 @@
                 <w:sz w:val="20"/>
                 <w:szCs w:val="20"/>
               </w:rPr>
-              <w:t>192.168.1.10</w:t>
+              <w:t>PortConfig</w:t>
             </w:r>
           </w:p>
         </w:tc>
@@ -16551,25 +16551,14 @@
               <w:spacing w:before="40" w:after="40"/>
               <w:jc w:val="both"/>
             </w:pPr>
-            <w:proofErr w:type="spellStart"/>
-            <w:r>
-              <w:rPr>
-                <w:rFonts w:eastAsia="Arial"/>
-                <w:color w:val="000000"/>
-                <w:sz w:val="20"/>
-                <w:szCs w:val="20"/>
-              </w:rPr>
-              <w:t>dvrms</w:t>
-            </w:r>
-            <w:proofErr w:type="spellEnd"/>
-            <w:r>
-              <w:rPr>
-                <w:rFonts w:eastAsia="Arial"/>
-                <w:color w:val="000000"/>
-                <w:sz w:val="20"/>
-                <w:szCs w:val="20"/>
-              </w:rPr>
-              <w:t>-seq</w:t>
+            <w:r xmlns:w="http://schemas.openxmlformats.org/wordprocessingml/2006/main">
+              <w:rPr>
+                <w:rFonts w:eastAsia="Arial"/>
+                <w:color w:val="000000"/>
+                <w:sz w:val="20"/>
+                <w:szCs w:val="20"/>
+              </w:rPr>
+              <w:t>localhost</w:t>
             </w:r>
           </w:p>
         </w:tc>
@@ -16601,7 +16590,7 @@
                 <w:sz w:val="20"/>
                 <w:szCs w:val="20"/>
               </w:rPr>
-              <w:t>192.168.1.11</w:t>
+              <w:t>PortConfig</w:t>
             </w:r>
           </w:p>
         </w:tc>
@@ -16699,7 +16688,7 @@
                 <w:sz w:val="20"/>
                 <w:szCs w:val="20"/>
               </w:rPr>
-              <w:t>dvrms-r1</w:t>
+              <w:t>localhost</w:t>
             </w:r>
           </w:p>
         </w:tc>
@@ -16731,7 +16720,7 @@
                 <w:sz w:val="20"/>
                 <w:szCs w:val="20"/>
               </w:rPr>
-              <w:t>192.168.1.21</w:t>
+              <w:t>PortConfig</w:t>
             </w:r>
           </w:p>
         </w:tc>
@@ -16829,7 +16818,7 @@
                 <w:sz w:val="20"/>
                 <w:szCs w:val="20"/>
               </w:rPr>
-              <w:t>dvrms-r2</w:t>
+              <w:t>localhost</w:t>
             </w:r>
           </w:p>
         </w:tc>
@@ -16861,7 +16850,7 @@
                 <w:sz w:val="20"/>
                 <w:szCs w:val="20"/>
               </w:rPr>
-              <w:t>192.168.1.22</w:t>
+              <w:t>PortConfig</w:t>
             </w:r>
           </w:p>
         </w:tc>
@@ -16959,7 +16948,7 @@
                 <w:sz w:val="20"/>
                 <w:szCs w:val="20"/>
               </w:rPr>
-              <w:t>dvrms-r3</w:t>
+              <w:t>localhost</w:t>
             </w:r>
           </w:p>
         </w:tc>
@@ -16991,7 +16980,7 @@
                 <w:sz w:val="20"/>
                 <w:szCs w:val="20"/>
               </w:rPr>
-              <w:t>192.168.1.23</w:t>
+              <w:t>PortConfig</w:t>
             </w:r>
           </w:p>
         </w:tc>
@@ -17089,7 +17078,7 @@
                 <w:sz w:val="20"/>
                 <w:szCs w:val="20"/>
               </w:rPr>
-              <w:t>dvrms-r4</w:t>
+              <w:t>localhost</w:t>
             </w:r>
           </w:p>
         </w:tc>
@@ -17121,7 +17110,7 @@
                 <w:sz w:val="20"/>
                 <w:szCs w:val="20"/>
               </w:rPr>
-              <w:t>192.168.1.24</w:t>
+              <w:t>PortConfig</w:t>
             </w:r>
           </w:p>
         </w:tc>
